--- a/resources/templates/technical_application.docx
+++ b/resources/templates/technical_application.docx
@@ -119,6 +119,21 @@
           <w:b/>
         </w:rPr>
         <w:t xml:space="preserve">[[турнир]]  ([[организация]])</w:t>
+      </w:r>
+    </w:p>
+    <w:p>
+      <w:pPr>
+        <w:ind w:firstLine="0"/>
+        <w:jc w:val="center"/>
+        <w:rPr>
+          <w:b/>
+        </w:rPr>
+      </w:pPr>
+      <w:r>
+        <w:rPr>
+          <w:b/>
+        </w:rPr>
+        <w:t xml:space="preserve">Команда: [[команда]]</w:t>
       </w:r>
     </w:p>
     <w:p>
